--- a/중국어_대화문/2부_docx/2부_06화_탕쉐의_구금.docx
+++ b/중국어_대화문/2부_docx/2부_06화_탕쉐의_구금.docx
@@ -2276,32 +2276,32 @@
     </w:p>
     <w:p>
       <w:r>
-        <w:t>1. «打招呼» — 한국어 해설: "미리 언질을 주다, 말을 넣어 두다". 윗선이 아래에 사전에 귀띔하거나 압력을 넣을 때 쓴다. 경찰 耿所长이 唐雪에게, 村民大嫂가 苏敏에게, 장면 1·4.</w:t>
+        <w:t>«打招呼» — 한국어 해설: "미리 언질을 주다, 말을 넣어 두다". 윗선이 아래에 사전에 귀띔하거나 압력을 넣을 때 쓴다. 경찰 耿所长이 唐雪에게, 村民大嫂가 苏敏에게, 장면 1·4.</w:t>
       </w:r>
     </w:p>
     <w:p>
       <w:r>
-        <w:t>2. «走程序» — 한국어 해설: "절차를 밟다". 형식상의 절차를 핑계로 일을 늦추거나 돌려 말할 때 쓴다. 田警官이 苏敏에게, 장면 3.</w:t>
+        <w:t>«走程序» — 한국어 해설: "절차를 밟다". 형식상의 절차를 핑계로 일을 늦추거나 돌려 말할 때 쓴다. 田警官이 苏敏에게, 장면 3.</w:t>
       </w:r>
     </w:p>
     <w:p>
       <w:r>
-        <w:t>3. «吃闭门羹» — 한국어 해설: "문전박대를 당하다". 찾아갔다가 문이 닫혀 만나지 못할 때 쓴다. 苏敏이 田警官에게, 장면 3.</w:t>
+        <w:t>«吃闭门羹» — 한국어 해설: "문전박대를 당하다". 찾아갔다가 문이 닫혀 만나지 못할 때 쓴다. 苏敏이 田警官에게, 장면 3.</w:t>
       </w:r>
     </w:p>
     <w:p>
       <w:r>
-        <w:t>4. «心里没底» — 한국어 해설: "마음이 불안하다, 자신이 없다". 결과를 예측할 수 없을 때 쓴다. 苏敏이 向检察官에게, 장면 6.</w:t>
+        <w:t>«心里没底» — 한국어 해설: "마음이 불안하다, 자신이 없다". 결과를 예측할 수 없을 때 쓴다. 苏敏이 向检察官에게, 장면 6.</w:t>
       </w:r>
     </w:p>
     <w:p>
       <w:r>
-        <w:t>5. «捏一把汗» — 한국어 해설: "손에 땀을 쥐다". 남의 일이 걱정되어 조마조마할 때 쓴다. 李雨桐이 沈知远과 苏敏을 보며, 장면 9.</w:t>
+        <w:t>«捏一把汗» — 한국어 해설: "손에 땀을 쥐다". 남의 일이 걱정되어 조마조마할 때 쓴다. 李雨桐이 沈知远과 苏敏을 보며, 장면 9.</w:t>
       </w:r>
     </w:p>
     <w:p>
       <w:r>
-        <w:t>6. «别往心里去» — 한국어 해설: "마음에 두지 마세요". 상대의 말이나 일을 너무 담아 두지 말라고 위로할 때 쓴다. 梅若兰이 沈知远에게, 장면 7.</w:t>
+        <w:t>«别往心里去» — 한국어 해설: "마음에 두지 마세요". 상대의 말이나 일을 너무 담아 두지 말라고 위로할 때 쓴다. 梅若兰이 沈知远에게, 장면 7.</w:t>
       </w:r>
     </w:p>
     <w:p>
